--- a/Lab-4/Lab4_Report.docx
+++ b/Lab-4/Lab4_Report.docx
@@ -3,642 +3,13 @@
 <w:document xmlns:wpc="http://schemas.microsoft.com/office/word/2010/wordprocessingCanvas" xmlns:mo="http://schemas.microsoft.com/office/mac/office/2008/main" xmlns:mc="http://schemas.openxmlformats.org/markup-compatibility/2006" xmlns:mv="urn:schemas-microsoft-com:mac:vml" xmlns:o="urn:schemas-microsoft-com:office:office" xmlns:r="http://schemas.openxmlformats.org/officeDocument/2006/relationships" xmlns:m="http://schemas.openxmlformats.org/officeDocument/2006/math" xmlns:v="urn:schemas-microsoft-com:vml" xmlns:wp14="http://schemas.microsoft.com/office/word/2010/wordprocessingDrawing" xmlns:wp="http://schemas.openxmlformats.org/drawingml/2006/wordprocessingDrawing" xmlns:w10="urn:schemas-microsoft-com:office:word" xmlns:w="http://schemas.openxmlformats.org/wordprocessingml/2006/main" xmlns:w14="http://schemas.microsoft.com/office/word/2010/wordml" xmlns:wpg="http://schemas.microsoft.com/office/word/2010/wordprocessingGroup" xmlns:wpi="http://schemas.microsoft.com/office/word/2010/wordprocessingInk" xmlns:wne="http://schemas.microsoft.com/office/word/2006/wordml" xmlns:wps="http://schemas.microsoft.com/office/word/2010/wordprocessingShape" mc:Ignorable="w14 wp14">
   <w:body>
     <w:p>
-      <w:pPr>
-        <w:pStyle w:val="Title"/>
-      </w:pPr>
       <w:r>
-        <w:rPr>
-          <w:rFonts w:ascii="Arial" w:hAnsi="Arial"/>
-          <w:sz w:val="18"/>
-        </w:rPr>
-        <w:t>Lab 4 — Informed Search: Heuristics &amp; A*</w:t>
-      </w:r>
-    </w:p>
-    <w:p>
-      <w:r>
-        <w:rPr>
-          <w:rFonts w:ascii="Arial" w:hAnsi="Arial"/>
-          <w:sz w:val="18"/>
-        </w:rPr>
-        <w:t>CAI601400 — Artificial Intelligence Lab | Prepared from the supplied Combined Labs 1–4 manual</w:t>
-      </w:r>
-    </w:p>
-    <w:p>
-      <w:pPr>
-        <w:pStyle w:val="Heading1"/>
-      </w:pPr>
-      <w:r>
-        <w:rPr>
-          <w:rFonts w:ascii="Arial" w:hAnsi="Arial"/>
-          <w:sz w:val="18"/>
-        </w:rPr>
-        <w:t>Problem, graph, and assumptions</w:t>
-      </w:r>
-    </w:p>
-    <w:p>
-      <w:r>
-        <w:rPr>
-          <w:rFonts w:ascii="Arial" w:hAnsi="Arial"/>
-          <w:sz w:val="18"/>
-        </w:rPr>
-        <w:t>Directed weighted graph: S-A=1, S-B=4, A-C=2, B-G=5, C-G=3. Start S, goal G. Supplied heuristic: S=5, A=4, B=4, C=2, G=0. Edge costs and heuristic are abstract time units. Priority tuple is (f,g,node), providing deterministic lexical tie-breaks. A node is expanded when successors are examined; the goal is processed but not counted as expanded.</w:t>
-      </w:r>
-    </w:p>
-    <w:p>
-      <w:pPr>
-        <w:pStyle w:val="Heading1"/>
-      </w:pPr>
-      <w:r>
-        <w:rPr>
-          <w:rFonts w:ascii="Arial" w:hAnsi="Arial"/>
-          <w:sz w:val="18"/>
-        </w:rPr>
-        <w:t>Manual A* frontier audit</w:t>
-      </w:r>
-    </w:p>
-    <w:tbl>
-      <w:tblPr>
-        <w:tblStyle w:val="LightShading-Accent1"/>
-        <w:tblW w:type="auto" w:w="0"/>
-        <w:tblLook w:firstColumn="1" w:firstRow="1" w:lastColumn="0" w:lastRow="0" w:noHBand="0" w:noVBand="1" w:val="04A0"/>
-      </w:tblPr>
-      <w:tblGrid>
-        <w:gridCol w:w="2160"/>
-        <w:gridCol w:w="2160"/>
-        <w:gridCol w:w="2160"/>
-        <w:gridCol w:w="2160"/>
-      </w:tblGrid>
-      <w:tr>
-        <w:tc>
-          <w:tcPr>
-            <w:tcW w:type="dxa" w:w="2160"/>
-          </w:tcPr>
-          <w:p>
-            <w:r>
-              <w:t>Expansion</w:t>
-            </w:r>
-          </w:p>
-        </w:tc>
-        <w:tc>
-          <w:tcPr>
-            <w:tcW w:type="dxa" w:w="2160"/>
-          </w:tcPr>
-          <w:p>
-            <w:r>
-              <w:t>Selected (g,h,f)</w:t>
-            </w:r>
-          </w:p>
-        </w:tc>
-        <w:tc>
-          <w:tcPr>
-            <w:tcW w:type="dxa" w:w="2160"/>
-          </w:tcPr>
-          <w:p>
-            <w:r>
-              <w:t>Frontier after expansion (node:g,h,f)</w:t>
-            </w:r>
-          </w:p>
-        </w:tc>
-        <w:tc>
-          <w:tcPr>
-            <w:tcW w:type="dxa" w:w="2160"/>
-          </w:tcPr>
-          <w:p>
-            <w:r>
-              <w:t>Why next</w:t>
-            </w:r>
-          </w:p>
-        </w:tc>
-      </w:tr>
-      <w:tr>
-        <w:tc>
-          <w:tcPr>
-            <w:tcW w:type="dxa" w:w="2160"/>
-          </w:tcPr>
-          <w:p>
-            <w:r>
-              <w:t>1</w:t>
-            </w:r>
-          </w:p>
-        </w:tc>
-        <w:tc>
-          <w:tcPr>
-            <w:tcW w:type="dxa" w:w="2160"/>
-          </w:tcPr>
-          <w:p>
-            <w:r>
-              <w:t>S (0,5,5)</w:t>
-            </w:r>
-          </w:p>
-        </w:tc>
-        <w:tc>
-          <w:tcPr>
-            <w:tcW w:type="dxa" w:w="2160"/>
-          </w:tcPr>
-          <w:p>
-            <w:r>
-              <w:t>A:1,4,5; B:4,4,8</w:t>
-            </w:r>
-          </w:p>
-        </w:tc>
-        <w:tc>
-          <w:tcPr>
-            <w:tcW w:type="dxa" w:w="2160"/>
-          </w:tcPr>
-          <w:p>
-            <w:r>
-              <w:t>Tie on f=5; g=1 sorts A before later higher-f B</w:t>
-            </w:r>
-          </w:p>
-        </w:tc>
-      </w:tr>
-      <w:tr>
-        <w:tc>
-          <w:tcPr>
-            <w:tcW w:type="dxa" w:w="2160"/>
-          </w:tcPr>
-          <w:p>
-            <w:r>
-              <w:t>2</w:t>
-            </w:r>
-          </w:p>
-        </w:tc>
-        <w:tc>
-          <w:tcPr>
-            <w:tcW w:type="dxa" w:w="2160"/>
-          </w:tcPr>
-          <w:p>
-            <w:r>
-              <w:t>A (1,4,5)</w:t>
-            </w:r>
-          </w:p>
-        </w:tc>
-        <w:tc>
-          <w:tcPr>
-            <w:tcW w:type="dxa" w:w="2160"/>
-          </w:tcPr>
-          <w:p>
-            <w:r>
-              <w:t>C:3,2,5; B:4,4,8</w:t>
-            </w:r>
-          </w:p>
-        </w:tc>
-        <w:tc>
-          <w:tcPr>
-            <w:tcW w:type="dxa" w:w="2160"/>
-          </w:tcPr>
-          <w:p>
-            <w:r>
-              <w:t>C has f=5 &lt; B f=8</w:t>
-            </w:r>
-          </w:p>
-        </w:tc>
-      </w:tr>
-      <w:tr>
-        <w:tc>
-          <w:tcPr>
-            <w:tcW w:type="dxa" w:w="2160"/>
-          </w:tcPr>
-          <w:p>
-            <w:r>
-              <w:t>3</w:t>
-            </w:r>
-          </w:p>
-        </w:tc>
-        <w:tc>
-          <w:tcPr>
-            <w:tcW w:type="dxa" w:w="2160"/>
-          </w:tcPr>
-          <w:p>
-            <w:r>
-              <w:t>C (3,2,5)</w:t>
-            </w:r>
-          </w:p>
-        </w:tc>
-        <w:tc>
-          <w:tcPr>
-            <w:tcW w:type="dxa" w:w="2160"/>
-          </w:tcPr>
-          <w:p>
-            <w:r>
-              <w:t>G:6,0,6; B:4,4,8</w:t>
-            </w:r>
-          </w:p>
-        </w:tc>
-        <w:tc>
-          <w:tcPr>
-            <w:tcW w:type="dxa" w:w="2160"/>
-          </w:tcPr>
-          <w:p>
-            <w:r>
-              <w:t>G now f=6 &lt; B f=8; goal is selected next</w:t>
-            </w:r>
-          </w:p>
-        </w:tc>
-      </w:tr>
-    </w:tbl>
-    <w:p>
-      <w:r>
-        <w:rPr>
-          <w:rFonts w:ascii="Arial" w:hAnsi="Arial"/>
-          <w:sz w:val="18"/>
-        </w:rPr>
-        <w:t>Arithmetic: S f=0+5=5; A f=1+4=5; C g=1+2=3 and f=3+2=5; then G g=3+3=6 and f=6+0=6.</w:t>
-      </w:r>
-    </w:p>
-    <w:p>
-      <w:pPr>
-        <w:pStyle w:val="Heading1"/>
-      </w:pPr>
-      <w:r>
-        <w:rPr>
-          <w:rFonts w:ascii="Arial" w:hAnsi="Arial"/>
-          <w:sz w:val="18"/>
-        </w:rPr>
-        <w:t>Admissibility and consistency audit</w:t>
-      </w:r>
-    </w:p>
-    <w:p>
-      <w:r>
-        <w:rPr>
-          <w:rFonts w:ascii="Arial" w:hAnsi="Arial"/>
-          <w:sz w:val="18"/>
-        </w:rPr>
-        <w:t>True remaining costs are S=6, A=5, B=5, C=3, G=0. Every supplied h is &lt;= true remaining cost. Consistency is checked edge-by-edge using h(u) &lt;= cost(u,v)+h(v): S-A 5&lt;=5; S-B 5&lt;=8; A-C 4&lt;=4; B-G 4&lt;=5; C-G 2&lt;=3. Thus this heuristic is admissible and consistent for this graph.</w:t>
-      </w:r>
-    </w:p>
-    <w:p>
-      <w:pPr>
-        <w:pStyle w:val="Heading1"/>
-      </w:pPr>
-      <w:r>
-        <w:rPr>
-          <w:rFonts w:ascii="Arial" w:hAnsi="Arial"/>
-          <w:sz w:val="18"/>
-        </w:rPr>
-        <w:t>A* versus UCS comparison</w:t>
-      </w:r>
-    </w:p>
-    <w:tbl>
-      <w:tblPr>
-        <w:tblStyle w:val="LightShading-Accent1"/>
-        <w:tblW w:type="auto" w:w="0"/>
-        <w:tblLook w:firstColumn="1" w:firstRow="1" w:lastColumn="0" w:lastRow="0" w:noHBand="0" w:noVBand="1" w:val="04A0"/>
-      </w:tblPr>
-      <w:tblGrid>
-        <w:gridCol w:w="1728"/>
-        <w:gridCol w:w="1728"/>
-        <w:gridCol w:w="1728"/>
-        <w:gridCol w:w="1728"/>
-        <w:gridCol w:w="1728"/>
-      </w:tblGrid>
-      <w:tr>
-        <w:tc>
-          <w:tcPr>
-            <w:tcW w:type="dxa" w:w="1728"/>
-          </w:tcPr>
-          <w:p>
-            <w:r>
-              <w:t>Run</w:t>
-            </w:r>
-          </w:p>
-        </w:tc>
-        <w:tc>
-          <w:tcPr>
-            <w:tcW w:type="dxa" w:w="1728"/>
-          </w:tcPr>
-          <w:p>
-            <w:r>
-              <w:t>Returned path</w:t>
-            </w:r>
-          </w:p>
-        </w:tc>
-        <w:tc>
-          <w:tcPr>
-            <w:tcW w:type="dxa" w:w="1728"/>
-          </w:tcPr>
-          <w:p>
-            <w:r>
-              <w:t>Cost (sum)</w:t>
-            </w:r>
-          </w:p>
-        </w:tc>
-        <w:tc>
-          <w:tcPr>
-            <w:tcW w:type="dxa" w:w="1728"/>
-          </w:tcPr>
-          <w:p>
-            <w:r>
-              <w:t>Processed trace</w:t>
-            </w:r>
-          </w:p>
-        </w:tc>
-        <w:tc>
-          <w:tcPr>
-            <w:tcW w:type="dxa" w:w="1728"/>
-          </w:tcPr>
-          <w:p>
-            <w:r>
-              <w:t>Expanded count*</w:t>
-            </w:r>
-          </w:p>
-        </w:tc>
-      </w:tr>
-      <w:tr>
-        <w:tc>
-          <w:tcPr>
-            <w:tcW w:type="dxa" w:w="1728"/>
-          </w:tcPr>
-          <w:p>
-            <w:r>
-              <w:t>A* supplied</w:t>
-            </w:r>
-          </w:p>
-        </w:tc>
-        <w:tc>
-          <w:tcPr>
-            <w:tcW w:type="dxa" w:w="1728"/>
-          </w:tcPr>
-          <w:p>
-            <w:r>
-              <w:t>S-A-C-G</w:t>
-            </w:r>
-          </w:p>
-        </w:tc>
-        <w:tc>
-          <w:tcPr>
-            <w:tcW w:type="dxa" w:w="1728"/>
-          </w:tcPr>
-          <w:p>
-            <w:r>
-              <w:t>6</w:t>
-            </w:r>
-          </w:p>
-        </w:tc>
-        <w:tc>
-          <w:tcPr>
-            <w:tcW w:type="dxa" w:w="1728"/>
-          </w:tcPr>
-          <w:p>
-            <w:r>
-              <w:t>S, A, C, G</w:t>
-            </w:r>
-          </w:p>
-        </w:tc>
-        <w:tc>
-          <w:tcPr>
-            <w:tcW w:type="dxa" w:w="1728"/>
-          </w:tcPr>
-          <w:p>
-            <w:r>
-              <w:t>3</w:t>
-            </w:r>
-          </w:p>
-        </w:tc>
-      </w:tr>
-      <w:tr>
-        <w:tc>
-          <w:tcPr>
-            <w:tcW w:type="dxa" w:w="1728"/>
-          </w:tcPr>
-          <w:p>
-            <w:r>
-              <w:t>UCS h=0</w:t>
-            </w:r>
-          </w:p>
-        </w:tc>
-        <w:tc>
-          <w:tcPr>
-            <w:tcW w:type="dxa" w:w="1728"/>
-          </w:tcPr>
-          <w:p>
-            <w:r>
-              <w:t>S-A-C-G</w:t>
-            </w:r>
-          </w:p>
-        </w:tc>
-        <w:tc>
-          <w:tcPr>
-            <w:tcW w:type="dxa" w:w="1728"/>
-          </w:tcPr>
-          <w:p>
-            <w:r>
-              <w:t>6</w:t>
-            </w:r>
-          </w:p>
-        </w:tc>
-        <w:tc>
-          <w:tcPr>
-            <w:tcW w:type="dxa" w:w="1728"/>
-          </w:tcPr>
-          <w:p>
-            <w:r>
-              <w:t>S, A, B, C, G</w:t>
-            </w:r>
-          </w:p>
-        </w:tc>
-        <w:tc>
-          <w:tcPr>
-            <w:tcW w:type="dxa" w:w="1728"/>
-          </w:tcPr>
-          <w:p>
-            <w:r>
-              <w:t>4</w:t>
-            </w:r>
-          </w:p>
-        </w:tc>
-      </w:tr>
-      <w:tr>
-        <w:tc>
-          <w:tcPr>
-            <w:tcW w:type="dxa" w:w="1728"/>
-          </w:tcPr>
-          <w:p>
-            <w:r>
-              <w:t>Overestimate h(C)=10</w:t>
-            </w:r>
-          </w:p>
-        </w:tc>
-        <w:tc>
-          <w:tcPr>
-            <w:tcW w:type="dxa" w:w="1728"/>
-          </w:tcPr>
-          <w:p>
-            <w:r>
-              <w:t>S-B-G</w:t>
-            </w:r>
-          </w:p>
-        </w:tc>
-        <w:tc>
-          <w:tcPr>
-            <w:tcW w:type="dxa" w:w="1728"/>
-          </w:tcPr>
-          <w:p>
-            <w:r>
-              <w:t>9</w:t>
-            </w:r>
-          </w:p>
-        </w:tc>
-        <w:tc>
-          <w:tcPr>
-            <w:tcW w:type="dxa" w:w="1728"/>
-          </w:tcPr>
-          <w:p>
-            <w:r>
-              <w:t>S, A, B, G</w:t>
-            </w:r>
-          </w:p>
-        </w:tc>
-        <w:tc>
-          <w:tcPr>
-            <w:tcW w:type="dxa" w:w="1728"/>
-          </w:tcPr>
-          <w:p>
-            <w:r>
-              <w:t>3</w:t>
-            </w:r>
-          </w:p>
-        </w:tc>
-      </w:tr>
-    </w:tbl>
-    <w:p>
-      <w:r>
-        <w:rPr>
-          <w:rFonts w:ascii="Arial" w:hAnsi="Arial"/>
-          <w:sz w:val="18"/>
-        </w:rPr>
-        <w:t>*Successor examinations; goal processing logged but excluded. Exact traces and independently summed costs are in output.txt.</w:t>
-      </w:r>
-    </w:p>
-    <w:p>
-      <w:pPr>
-        <w:pStyle w:val="Heading1"/>
-      </w:pPr>
-      <w:r>
-        <w:rPr>
-          <w:rFonts w:ascii="Arial" w:hAnsi="Arial"/>
-          <w:sz w:val="18"/>
-        </w:rPr>
-        <w:t>Overestimate experiment and failure analysis</w:t>
-      </w:r>
-    </w:p>
-    <w:p>
-      <w:r>
-        <w:rPr>
-          <w:rFonts w:ascii="Arial" w:hAnsi="Arial"/>
-          <w:sz w:val="18"/>
-        </w:rPr>
-        <w:t>Change only h(C) from 2 to 10; true remaining cost at C is 3, so this overestimates by 7. A* first processes S, then A and B according to f ordering; from B it places G at cost 9 with f=9, while C has f=13, so it returns S-B-G, cost 9, instead of optimal S-A-C-G cost 6. This violates admissibility and removes the usual optimality guarantee; an overestimate can change the answer but a single unchanged result would not prove safety. Improvement: derive/verify heuristics against a lower bound and retain UCS as a reference test on small cases.</w:t>
-      </w:r>
-    </w:p>
-    <w:p>
-      <w:pPr>
-        <w:pStyle w:val="Heading1"/>
-      </w:pPr>
-      <w:r>
-        <w:rPr>
-          <w:rFonts w:ascii="Arial" w:hAnsi="Arial"/>
-          <w:sz w:val="18"/>
-        </w:rPr>
-        <w:t>Reflection and responsible practice</w:t>
-      </w:r>
-    </w:p>
-    <w:p>
-      <w:r>
-        <w:rPr>
-          <w:rFonts w:ascii="Arial" w:hAnsi="Arial"/>
-          <w:sz w:val="18"/>
-        </w:rPr>
-        <w:t>Efficiency claims here are limited to expansion counts on this fixed graph, not general performance. A real navigation system needs measured edge costs, time-compatible heuristics, changing obstacle handling and safety validation. The audit made it possible to see why f=g+h picks the promising route, and why a numeric estimate must have the same units as path cost.</w:t>
-      </w:r>
-    </w:p>
-    <w:p>
-      <w:pPr>
-        <w:pStyle w:val="Heading1"/>
-      </w:pPr>
-      <w:r>
-        <w:rPr>
-          <w:rFonts w:ascii="Arial" w:hAnsi="Arial"/>
-          <w:sz w:val="18"/>
-        </w:rPr>
-        <w:t>References</w:t>
-      </w:r>
-    </w:p>
-    <w:p>
-      <w:pPr>
-        <w:pStyle w:val="ListBullet"/>
-      </w:pPr>
-      <w:r>
-        <w:rPr>
-          <w:rFonts w:ascii="Arial" w:hAnsi="Arial"/>
-          <w:sz w:val="18"/>
-        </w:rPr>
-        <w:t>Turing, A. M. (1950). Computing Machinery and Intelligence. Mind, 59(236), 433–460. https://courses.cs.umbc.edu/471/papers/turing.pdf</w:t>
-      </w:r>
-    </w:p>
-    <w:p>
-      <w:pPr>
-        <w:pStyle w:val="ListBullet"/>
-      </w:pPr>
-      <w:r>
-        <w:rPr>
-          <w:rFonts w:ascii="Arial" w:hAnsi="Arial"/>
-          <w:sz w:val="18"/>
-        </w:rPr>
-        <w:t>Dartmouth. (n.d.). The Research Conference Where AI Began (1956). https://home.dartmouth.edu/about/artificial-intelligence-ai-coined-dartmouth</w:t>
-      </w:r>
-    </w:p>
-    <w:p>
-      <w:pPr>
-        <w:pStyle w:val="ListBullet"/>
-      </w:pPr>
-      <w:r>
-        <w:rPr>
-          <w:rFonts w:ascii="Arial" w:hAnsi="Arial"/>
-          <w:sz w:val="18"/>
-        </w:rPr>
-        <w:t>Agar, J. (2020). What is science for? The Lighthill report on artificial intelligence reinterpreted. The British Journal for the History of Science. https://www.cambridge.org/core/journals/british-journal-for-the-history-of-science/article/what-is-science-for-the-lighthill-report-on-artificial-intelligence-reinterpreted/61B13B32988D6A8C58CF8AADD4777789</w:t>
-      </w:r>
-    </w:p>
-    <w:p>
-      <w:pPr>
-        <w:pStyle w:val="ListBullet"/>
-      </w:pPr>
-      <w:r>
-        <w:rPr>
-          <w:rFonts w:ascii="Arial" w:hAnsi="Arial"/>
-          <w:sz w:val="18"/>
-        </w:rPr>
-        <w:t>IBM. (n.d.). Deep Blue. https://www.ibm.com/history/deep-blue</w:t>
-      </w:r>
-    </w:p>
-    <w:p>
-      <w:pPr>
-        <w:pStyle w:val="ListBullet"/>
-      </w:pPr>
-      <w:r>
-        <w:rPr>
-          <w:rFonts w:ascii="Arial" w:hAnsi="Arial"/>
-          <w:sz w:val="18"/>
-        </w:rPr>
-        <w:t>Krizhevsky, A., Sutskever, I., &amp; Hinton, G. (2012). ImageNet Classification with Deep Convolutional Neural Networks. NeurIPS. https://proceedings.neurips.cc/paper/4824-imagenet-classification-with-deep-convolutional-neural-networks.pdf</w:t>
-      </w:r>
-    </w:p>
-    <w:p>
-      <w:pPr>
-        <w:pStyle w:val="ListBullet"/>
-      </w:pPr>
-      <w:r>
-        <w:rPr>
-          <w:rFonts w:ascii="Arial" w:hAnsi="Arial"/>
-          <w:sz w:val="18"/>
-        </w:rPr>
-        <w:t>CAI601400 Artificial Intelligence Lab Manual, Combined Labs 1–4 (course handout supplied with assignment).</w:t>
+        <w:t>For Lab 4, I ran A* on the campus graph and compared it with uniform-cost search. I checked the g, h, and f values, tested whether the heuristic was below the remaining route cost, and counted the expanded nodes. I then changed only the heuristic value for C to make it too large and ran the search again. The main problem was keeping the edge costs and heuristic values in the same units and applying the same counting rule in both runs. With the larger estimate, A* chose the more expensive route, which showed why the heuristic needs to be checked before relying on it.</w:t>
       </w:r>
     </w:p>
     <w:sectPr>
       <w:pgSz w:w="12240" w:h="15840"/>
-      <w:pgMar w:top="936" w:right="1800" w:bottom="936" w:left="1800" w:header="720" w:footer="720" w:gutter="0"/>
+      <w:pgMar w:top="1440" w:right="1800" w:bottom="1440" w:left="1800" w:header="720" w:footer="720" w:gutter="0"/>
       <w:cols w:space="720"/>
       <w:docGrid w:linePitch="360"/>
     </w:sectPr>
